--- a/Section13_ConfigurationManagement/lesson/3-Create Config Server/1-github config.docx
+++ b/Section13_ConfigurationManagement/lesson/3-Create Config Server/1-github config.docx
@@ -279,6 +279,9 @@
     <w:p/>
     <w:p>
       <w:r>
+        <w:rPr>
+          <w:noProof/>
+        </w:rPr>
         <w:drawing>
           <wp:anchor distT="0" distB="0" distL="114300" distR="114300" simplePos="0" relativeHeight="251660288" behindDoc="1" locked="0" layoutInCell="1" allowOverlap="1" wp14:anchorId="01B56591" wp14:editId="5F4F6771">
             <wp:simplePos x="0" y="0"/>
@@ -467,6 +470,7 @@
       <w:r>
         <w:rPr>
           <w:rFonts w:cstheme="minorBidi"/>
+          <w:noProof/>
           <w:szCs w:val="65"/>
           <w:lang w:bidi="km-KH"/>
         </w:rPr>
@@ -577,6 +581,7 @@
       <w:r>
         <w:rPr>
           <w:rFonts w:cstheme="minorBidi"/>
+          <w:noProof/>
           <w:szCs w:val="65"/>
           <w:lang w:bidi="km-KH"/>
         </w:rPr>
@@ -984,6 +989,7 @@
       <w:r>
         <w:rPr>
           <w:rFonts w:cstheme="minorBidi"/>
+          <w:noProof/>
           <w:szCs w:val="65"/>
           <w:lang w:bidi="km-KH"/>
         </w:rPr>
@@ -1136,6 +1142,7 @@
       <w:r>
         <w:rPr>
           <w:rFonts w:cstheme="minorBidi"/>
+          <w:noProof/>
           <w:szCs w:val="65"/>
           <w:lang w:bidi="km-KH"/>
         </w:rPr>
@@ -1303,17 +1310,7 @@
             <w:szCs w:val="52"/>
             <w:lang w:bidi="km-KH"/>
           </w:rPr>
-          <w:t>http://localhost:8888/configdemo/</w:t>
-        </w:r>
-        <w:r>
-          <w:rPr>
-            <w:rStyle w:val="Hyperlink"/>
-            <w:rFonts w:cstheme="minorBidi"/>
-            <w:sz w:val="32"/>
-            <w:szCs w:val="52"/>
-            <w:lang w:bidi="km-KH"/>
-          </w:rPr>
-          <w:t>prod</w:t>
+          <w:t>http://localhost:8888/configdemo/prod</w:t>
         </w:r>
       </w:hyperlink>
     </w:p>
@@ -1382,6 +1379,7 @@
       <w:r>
         <w:rPr>
           <w:rFonts w:cstheme="minorBidi"/>
+          <w:noProof/>
           <w:szCs w:val="65"/>
           <w:lang w:bidi="km-KH"/>
         </w:rPr>
@@ -1545,196 +1543,187 @@
     <w:p>
       <w:pPr>
         <w:rPr>
-          <w:rFonts w:cstheme="minorBidi" w:hint="cs"/>
-          <w:szCs w:val="65"/>
-          <w:lang w:bidi="km-KH"/>
-        </w:rPr>
-      </w:pPr>
-    </w:p>
-    <w:p>
-      <w:pPr>
-        <w:rPr>
-          <w:rFonts w:cstheme="minorBidi"/>
-          <w:szCs w:val="65"/>
-          <w:lang w:bidi="km-KH"/>
-        </w:rPr>
-      </w:pPr>
-    </w:p>
-    <w:p>
-      <w:pPr>
-        <w:rPr>
-          <w:rFonts w:cstheme="minorBidi"/>
-          <w:szCs w:val="65"/>
-          <w:lang w:bidi="km-KH"/>
-        </w:rPr>
-      </w:pPr>
-    </w:p>
-    <w:p>
-      <w:pPr>
-        <w:rPr>
-          <w:rFonts w:cstheme="minorBidi"/>
-          <w:szCs w:val="65"/>
-          <w:lang w:bidi="km-KH"/>
-        </w:rPr>
-      </w:pPr>
-    </w:p>
-    <w:p>
-      <w:pPr>
-        <w:rPr>
-          <w:rFonts w:cstheme="minorBidi"/>
-          <w:szCs w:val="65"/>
-          <w:lang w:bidi="km-KH"/>
-        </w:rPr>
-      </w:pPr>
-    </w:p>
-    <w:p>
-      <w:pPr>
-        <w:rPr>
-          <w:rFonts w:cstheme="minorBidi"/>
-          <w:szCs w:val="65"/>
-          <w:lang w:bidi="km-KH"/>
-        </w:rPr>
-      </w:pPr>
-    </w:p>
-    <w:p>
-      <w:pPr>
-        <w:rPr>
-          <w:rFonts w:cstheme="minorBidi"/>
-          <w:szCs w:val="65"/>
-          <w:lang w:bidi="km-KH"/>
-        </w:rPr>
-      </w:pPr>
-    </w:p>
-    <w:p>
-      <w:pPr>
-        <w:rPr>
-          <w:rFonts w:cstheme="minorBidi"/>
-          <w:szCs w:val="65"/>
-          <w:lang w:bidi="km-KH"/>
-        </w:rPr>
-      </w:pPr>
-    </w:p>
-    <w:p>
-      <w:pPr>
-        <w:rPr>
-          <w:rFonts w:cstheme="minorBidi"/>
-          <w:szCs w:val="65"/>
-          <w:lang w:bidi="km-KH"/>
-        </w:rPr>
-      </w:pPr>
-    </w:p>
-    <w:p>
-      <w:pPr>
-        <w:rPr>
-          <w:rFonts w:cstheme="minorBidi"/>
-          <w:szCs w:val="65"/>
-          <w:lang w:bidi="km-KH"/>
-        </w:rPr>
-      </w:pPr>
-    </w:p>
-    <w:p>
-      <w:pPr>
-        <w:rPr>
-          <w:rFonts w:cstheme="minorBidi"/>
-          <w:szCs w:val="65"/>
-          <w:lang w:bidi="km-KH"/>
-        </w:rPr>
-      </w:pPr>
-    </w:p>
-    <w:p>
-      <w:pPr>
-        <w:rPr>
-          <w:rFonts w:cstheme="minorBidi"/>
-          <w:szCs w:val="65"/>
-          <w:lang w:bidi="km-KH"/>
-        </w:rPr>
-      </w:pPr>
-    </w:p>
-    <w:p>
-      <w:pPr>
-        <w:rPr>
-          <w:rFonts w:cstheme="minorBidi"/>
-          <w:szCs w:val="65"/>
-          <w:lang w:bidi="km-KH"/>
-        </w:rPr>
-      </w:pPr>
-    </w:p>
-    <w:p>
-      <w:pPr>
-        <w:rPr>
-          <w:rFonts w:cstheme="minorBidi"/>
-          <w:szCs w:val="65"/>
-          <w:lang w:bidi="km-KH"/>
-        </w:rPr>
-      </w:pPr>
-    </w:p>
-    <w:p>
-      <w:pPr>
-        <w:rPr>
-          <w:rFonts w:cstheme="minorBidi"/>
-          <w:szCs w:val="65"/>
-          <w:lang w:bidi="km-KH"/>
-        </w:rPr>
-      </w:pPr>
-    </w:p>
-    <w:p>
-      <w:pPr>
-        <w:rPr>
-          <w:rFonts w:cstheme="minorBidi"/>
-          <w:szCs w:val="65"/>
-          <w:lang w:bidi="km-KH"/>
-        </w:rPr>
-      </w:pPr>
-    </w:p>
-    <w:p>
-      <w:pPr>
-        <w:rPr>
-          <w:rFonts w:cstheme="minorBidi"/>
-          <w:szCs w:val="65"/>
-          <w:lang w:bidi="km-KH"/>
-        </w:rPr>
-      </w:pPr>
-    </w:p>
-    <w:p>
-      <w:pPr>
-        <w:rPr>
-          <w:rFonts w:cstheme="minorBidi"/>
-          <w:szCs w:val="65"/>
-          <w:lang w:bidi="km-KH"/>
-        </w:rPr>
-      </w:pPr>
-    </w:p>
-    <w:p>
-      <w:pPr>
-        <w:rPr>
-          <w:rFonts w:cstheme="minorBidi"/>
-          <w:szCs w:val="65"/>
-          <w:lang w:bidi="km-KH"/>
-        </w:rPr>
-      </w:pPr>
-    </w:p>
-    <w:p>
-      <w:pPr>
-        <w:rPr>
-          <w:rFonts w:cstheme="minorBidi"/>
-          <w:szCs w:val="65"/>
-          <w:lang w:bidi="km-KH"/>
-        </w:rPr>
-      </w:pPr>
-    </w:p>
-    <w:p>
-      <w:pPr>
-        <w:rPr>
-          <w:rFonts w:cstheme="minorBidi"/>
-          <w:szCs w:val="65"/>
-          <w:lang w:bidi="km-KH"/>
-        </w:rPr>
-      </w:pPr>
-    </w:p>
-    <w:p>
-      <w:pPr>
-        <w:rPr>
-          <w:rFonts w:cstheme="minorBidi" w:hint="cs"/>
+          <w:rFonts w:cstheme="minorBidi"/>
+          <w:szCs w:val="65"/>
+          <w:lang w:bidi="km-KH"/>
+        </w:rPr>
+      </w:pPr>
+    </w:p>
+    <w:p>
+      <w:pPr>
+        <w:rPr>
+          <w:rFonts w:cstheme="minorBidi"/>
+          <w:szCs w:val="65"/>
+          <w:lang w:bidi="km-KH"/>
+        </w:rPr>
+      </w:pPr>
+    </w:p>
+    <w:p>
+      <w:pPr>
+        <w:rPr>
+          <w:rFonts w:cstheme="minorBidi"/>
+          <w:szCs w:val="65"/>
+          <w:lang w:bidi="km-KH"/>
+        </w:rPr>
+      </w:pPr>
+    </w:p>
+    <w:p>
+      <w:pPr>
+        <w:rPr>
+          <w:rFonts w:cstheme="minorBidi"/>
+          <w:szCs w:val="65"/>
+          <w:lang w:bidi="km-KH"/>
+        </w:rPr>
+      </w:pPr>
+    </w:p>
+    <w:p>
+      <w:pPr>
+        <w:rPr>
+          <w:rFonts w:cstheme="minorBidi"/>
+          <w:szCs w:val="65"/>
+          <w:lang w:bidi="km-KH"/>
+        </w:rPr>
+      </w:pPr>
+    </w:p>
+    <w:p>
+      <w:pPr>
+        <w:rPr>
+          <w:rFonts w:cstheme="minorBidi"/>
+          <w:szCs w:val="65"/>
+          <w:lang w:bidi="km-KH"/>
+        </w:rPr>
+      </w:pPr>
+    </w:p>
+    <w:p>
+      <w:pPr>
+        <w:rPr>
+          <w:rFonts w:cstheme="minorBidi"/>
+          <w:szCs w:val="65"/>
+          <w:lang w:bidi="km-KH"/>
+        </w:rPr>
+      </w:pPr>
+    </w:p>
+    <w:p>
+      <w:pPr>
+        <w:rPr>
+          <w:rFonts w:cstheme="minorBidi"/>
+          <w:szCs w:val="65"/>
+          <w:lang w:bidi="km-KH"/>
+        </w:rPr>
+      </w:pPr>
+    </w:p>
+    <w:p>
+      <w:pPr>
+        <w:rPr>
+          <w:rFonts w:cstheme="minorBidi"/>
+          <w:szCs w:val="65"/>
+          <w:lang w:bidi="km-KH"/>
+        </w:rPr>
+      </w:pPr>
+    </w:p>
+    <w:p>
+      <w:pPr>
+        <w:rPr>
+          <w:rFonts w:cstheme="minorBidi"/>
+          <w:szCs w:val="65"/>
+          <w:lang w:bidi="km-KH"/>
+        </w:rPr>
+      </w:pPr>
+    </w:p>
+    <w:p>
+      <w:pPr>
+        <w:rPr>
+          <w:rFonts w:cstheme="minorBidi"/>
+          <w:szCs w:val="65"/>
+          <w:lang w:bidi="km-KH"/>
+        </w:rPr>
+      </w:pPr>
+    </w:p>
+    <w:p>
+      <w:pPr>
+        <w:rPr>
+          <w:rFonts w:cstheme="minorBidi"/>
+          <w:szCs w:val="65"/>
+          <w:lang w:bidi="km-KH"/>
+        </w:rPr>
+      </w:pPr>
+    </w:p>
+    <w:p>
+      <w:pPr>
+        <w:rPr>
+          <w:rFonts w:cstheme="minorBidi"/>
+          <w:szCs w:val="65"/>
+          <w:lang w:bidi="km-KH"/>
+        </w:rPr>
+      </w:pPr>
+    </w:p>
+    <w:p>
+      <w:pPr>
+        <w:rPr>
+          <w:rFonts w:cstheme="minorBidi"/>
+          <w:szCs w:val="65"/>
+          <w:lang w:bidi="km-KH"/>
+        </w:rPr>
+      </w:pPr>
+    </w:p>
+    <w:p>
+      <w:pPr>
+        <w:rPr>
+          <w:rFonts w:cstheme="minorBidi"/>
+          <w:szCs w:val="65"/>
+          <w:lang w:bidi="km-KH"/>
+        </w:rPr>
+      </w:pPr>
+    </w:p>
+    <w:p>
+      <w:pPr>
+        <w:rPr>
+          <w:rFonts w:cstheme="minorBidi"/>
+          <w:szCs w:val="65"/>
+          <w:lang w:bidi="km-KH"/>
+        </w:rPr>
+      </w:pPr>
+    </w:p>
+    <w:p>
+      <w:pPr>
+        <w:rPr>
+          <w:rFonts w:cstheme="minorBidi"/>
+          <w:szCs w:val="65"/>
+          <w:lang w:bidi="km-KH"/>
+        </w:rPr>
+      </w:pPr>
+    </w:p>
+    <w:p>
+      <w:pPr>
+        <w:rPr>
+          <w:rFonts w:cstheme="minorBidi"/>
+          <w:szCs w:val="65"/>
+          <w:lang w:bidi="km-KH"/>
+        </w:rPr>
+      </w:pPr>
+    </w:p>
+    <w:p>
+      <w:pPr>
+        <w:rPr>
+          <w:rFonts w:cstheme="minorBidi"/>
+          <w:szCs w:val="65"/>
+          <w:lang w:bidi="km-KH"/>
+        </w:rPr>
+      </w:pPr>
+    </w:p>
+    <w:p>
+      <w:pPr>
+        <w:rPr>
+          <w:rFonts w:cstheme="minorBidi"/>
+          <w:szCs w:val="65"/>
+          <w:lang w:bidi="km-KH"/>
+        </w:rPr>
+      </w:pPr>
+    </w:p>
+    <w:p>
+      <w:pPr>
+        <w:rPr>
+          <w:rFonts w:cstheme="minorBidi"/>
           <w:szCs w:val="65"/>
           <w:cs/>
           <w:lang w:bidi="km-KH"/>
@@ -2554,6 +2543,7 @@
   <w:style w:type="character" w:default="1" w:styleId="DefaultParagraphFont">
     <w:name w:val="Default Paragraph Font"/>
     <w:uiPriority w:val="1"/>
+    <w:semiHidden/>
     <w:unhideWhenUsed/>
   </w:style>
   <w:style w:type="table" w:default="1" w:styleId="TableNormal">
